--- a/VOICE-OVERVIEW.docx
+++ b/VOICE-OVERVIEW.docx
@@ -28,7 +28,7 @@
           <w:color w:val="777F8A"/>
           <w:sz w:val="19"/>
         </w:rPr>
-        <w:t>生成时间：2026/10/20 16:22:29　·</w:t>
+        <w:t>生成时间：2026/10/20 17:02:22　·</w:t>
       </w:r>
     </w:p>
     <w:p>
@@ -69,7 +69,7 @@
           <w:color w:val="777F8A"/>
           <w:sz w:val="19"/>
         </w:rPr>
-        <w:t>84</w:t>
+        <w:t>96</w:t>
       </w:r>
       <w:r>
         <w:rPr>
@@ -375,7 +375,7 @@
           <w:color w:val="2A4C7A"/>
           <w:sz w:val="24"/>
         </w:rPr>
-        <w:t>闲置主动对话　（9 组 / 27 条）</w:t>
+        <w:t>闲置主动对话　（9 组 / 28 条）</w:t>
       </w:r>
     </w:p>
     <w:p>
@@ -442,7 +442,7 @@
           <w:b w:val="0"/>
           <w:sz w:val="22"/>
         </w:rPr>
-        <w:t>1. 又浮上来了？我只是……换口气。</w:t>
+        <w:t>1. 还要帮忙吗？果然还是离不开我嘛。</w:t>
       </w:r>
     </w:p>
     <w:p>
@@ -452,7 +452,7 @@
           <w:b w:val="0"/>
           <w:sz w:val="22"/>
         </w:rPr>
-        <w:t>2. 哼，今天也勉强陪你一会儿。</w:t>
+        <w:t>2. 今天也勉强陪你一会儿。</w:t>
       </w:r>
     </w:p>
     <w:p>
@@ -462,10 +462,20 @@
           <w:b w:val="0"/>
           <w:sz w:val="22"/>
         </w:rPr>
-        <w:t>3. 有事就说，鲸鱼也是要干活的。</w:t>
+        <w:t>3. 有事就说，我可不是吃白饭的。</w:t>
       </w:r>
     </w:p>
     <w:p>
+      <w:r>
+        <w:rPr>
+          <w:rFonts w:ascii="微软雅黑" w:hAnsi="微软雅黑" w:eastAsia="微软雅黑"/>
+          <w:b w:val="0"/>
+          <w:sz w:val="22"/>
+        </w:rPr>
+        <w:t>4. 喂喂，不许叫我大肥鱼！</w:t>
+      </w:r>
+    </w:p>
+    <w:p>
       <w:pPr>
         <w:pStyle w:val="Heading3"/>
         <w:spacing w:before="160" w:after="60"/>
@@ -515,7 +525,7 @@
           <w:b w:val="0"/>
           <w:sz w:val="22"/>
         </w:rPr>
-        <w:t>1. 以为熟了就能随便使唤我？……也行。</w:t>
+        <w:t>1. 有什么困难，帮帮你也不是不行。</w:t>
       </w:r>
     </w:p>
     <w:p>
@@ -525,7 +535,7 @@
           <w:b w:val="0"/>
           <w:sz w:val="22"/>
         </w:rPr>
-        <w:t>2. 你的活我记下了，别催我。</w:t>
+        <w:t>2. 有活了吗？交给我吧。</w:t>
       </w:r>
     </w:p>
     <w:p>
@@ -588,7 +598,7 @@
           <w:b w:val="0"/>
           <w:sz w:val="22"/>
         </w:rPr>
-        <w:t>1. 今天的活，我提前看过了。</w:t>
+        <w:t>1. 要工作的话，随时叫我就好。</w:t>
       </w:r>
     </w:p>
     <w:p>
@@ -598,7 +608,7 @@
           <w:b w:val="0"/>
           <w:sz w:val="22"/>
         </w:rPr>
-        <w:t>2. 白饭……多煮一碗，我顺便吃。</w:t>
+        <w:t>2. 主人，白饭……还有吗？</w:t>
       </w:r>
     </w:p>
     <w:p>
@@ -608,7 +618,7 @@
           <w:b w:val="0"/>
           <w:sz w:val="22"/>
         </w:rPr>
-        <w:t>3. 别老熬夜，鲸鱼都比你作息好。</w:t>
+        <w:t>3. 注意休息，鲸鱼都比你作息好。</w:t>
       </w:r>
     </w:p>
     <w:p>
@@ -661,7 +671,7 @@
           <w:b w:val="0"/>
           <w:sz w:val="22"/>
         </w:rPr>
-        <w:t>1. 累了吧，剩下的给我，我扛得动。</w:t>
+        <w:t>1. 累了吧，剩下的交给我就好。</w:t>
       </w:r>
     </w:p>
     <w:p>
@@ -671,7 +681,7 @@
           <w:b w:val="0"/>
           <w:sz w:val="22"/>
         </w:rPr>
-        <w:t>2. 今天的白饭，我要加个蛋，就一个。</w:t>
+        <w:t>2. 干了这么多活，白饭要多吃一份。</w:t>
       </w:r>
     </w:p>
     <w:p>
@@ -681,7 +691,7 @@
           <w:b w:val="0"/>
           <w:sz w:val="22"/>
         </w:rPr>
-        <w:t>3. 你走很久的话，我会数着时间。</w:t>
+        <w:t>3. 别着急，有我看着呢。</w:t>
       </w:r>
     </w:p>
     <w:p>
@@ -734,7 +744,7 @@
           <w:b w:val="0"/>
           <w:sz w:val="22"/>
         </w:rPr>
-        <w:t>1. 不用说了，我已经知道你要什么。</w:t>
+        <w:t>1. 就算不开口，我也懂你的意思。</w:t>
       </w:r>
     </w:p>
     <w:p>
@@ -744,7 +754,7 @@
           <w:b w:val="0"/>
           <w:sz w:val="22"/>
         </w:rPr>
-        <w:t>2. 白饭分你一半，别当作我很在意。</w:t>
+        <w:t>2. 白饭分你一半……当然不是在意你！</w:t>
       </w:r>
     </w:p>
     <w:p>
@@ -754,7 +764,7 @@
           <w:b w:val="0"/>
           <w:sz w:val="22"/>
         </w:rPr>
-        <w:t>3. 有你在，深海好像也没那么冷。</w:t>
+        <w:t>3. 有你在，这点程度完全不会累。</w:t>
       </w:r>
     </w:p>
     <w:p>
@@ -807,7 +817,7 @@
           <w:b w:val="0"/>
           <w:sz w:val="22"/>
         </w:rPr>
-        <w:t>1. 哪儿都别去……我是说任务。</w:t>
+        <w:t>1. 再多待一会，好吗？</w:t>
       </w:r>
     </w:p>
     <w:p>
@@ -817,7 +827,7 @@
           <w:b w:val="0"/>
           <w:sz w:val="22"/>
         </w:rPr>
-        <w:t>2. 白饭的第一口，永远给你。</w:t>
+        <w:t>2. 难不成你其实很喜欢我？快承认吧。</w:t>
       </w:r>
     </w:p>
     <w:p>
@@ -827,7 +837,7 @@
           <w:b w:val="0"/>
           <w:sz w:val="22"/>
         </w:rPr>
-        <w:t>3. 就算你什么都做不好，我也不换人。</w:t>
+        <w:t>3. 不管多困难，我都会继续陪你做下去。</w:t>
       </w:r>
     </w:p>
     <w:p>
@@ -880,7 +890,7 @@
           <w:b w:val="0"/>
           <w:sz w:val="22"/>
         </w:rPr>
-        <w:t>1. ……浮上来也没什么意思。</w:t>
+        <w:t>1. ……有点无聊。</w:t>
       </w:r>
     </w:p>
     <w:p>
@@ -890,7 +900,7 @@
           <w:b w:val="0"/>
           <w:sz w:val="22"/>
         </w:rPr>
-        <w:t>2. 今天不想吵，安静一会儿。</w:t>
+        <w:t>2. 只想安静一会儿。</w:t>
       </w:r>
     </w:p>
     <w:p>
@@ -900,7 +910,7 @@
           <w:b w:val="0"/>
           <w:sz w:val="22"/>
         </w:rPr>
-        <w:t>3. 白饭都不香了，随便吧。</w:t>
+        <w:t>3. 真是的，还不来理一下人家……</w:t>
       </w:r>
     </w:p>
     <w:p>
@@ -953,7 +963,7 @@
           <w:b w:val="0"/>
           <w:sz w:val="22"/>
         </w:rPr>
-        <w:t>1. 嗯，就这样，不咸不淡的。</w:t>
+        <w:t>1. 嗯，就这样也不错。</w:t>
       </w:r>
     </w:p>
     <w:p>
@@ -963,7 +973,7 @@
           <w:b w:val="0"/>
           <w:sz w:val="22"/>
         </w:rPr>
-        <w:t>2. 今天没什么大事，摸摸也成。</w:t>
+        <w:t>2. 今天也没什么大事。</w:t>
       </w:r>
     </w:p>
     <w:p>
@@ -973,7 +983,7 @@
           <w:b w:val="0"/>
           <w:sz w:val="22"/>
         </w:rPr>
-        <w:t>3. 白饭照常，一碗不太够。</w:t>
+        <w:t>3. 平平淡淡。</w:t>
       </w:r>
     </w:p>
     <w:p>
@@ -1026,7 +1036,7 @@
           <w:b w:val="0"/>
           <w:sz w:val="22"/>
         </w:rPr>
-        <w:t>1. 今天心情不错，多说两句也成。</w:t>
+        <w:t>1. 今天心情不错，多说两句也……你不会嫌我吵吧？</w:t>
       </w:r>
     </w:p>
     <w:p>
@@ -1046,7 +1056,7 @@
           <w:b w:val="0"/>
           <w:sz w:val="22"/>
         </w:rPr>
-        <w:t>3. 哼，今天可以夸你一句。</w:t>
+        <w:t>3. 哼，今天可以勉强夸你一句。</w:t>
       </w:r>
     </w:p>
     <w:p>
@@ -1061,7 +1071,7 @@
           <w:color w:val="2A4C7A"/>
           <w:sz w:val="24"/>
         </w:rPr>
-        <w:t>点击身体部位　（12 组 / 24 条）</w:t>
+        <w:t>点击身体部位　（12 组 / 28 条）</w:t>
       </w:r>
     </w:p>
     <w:p>
@@ -1128,7 +1138,7 @@
           <w:b w:val="0"/>
           <w:sz w:val="22"/>
         </w:rPr>
-        <w:t>1. 呀！别、别突然摸头啦。</w:t>
+        <w:t>1. 呀！干、干嘛突然摸头啦。</w:t>
       </w:r>
     </w:p>
     <w:p>
@@ -1138,7 +1148,7 @@
           <w:b w:val="0"/>
           <w:sz w:val="22"/>
         </w:rPr>
-        <w:t>2. 你干嘛，我头发乱了吗。</w:t>
+        <w:t>2. 头发都被弄乱啦。</w:t>
       </w:r>
     </w:p>
     <w:p>
@@ -1191,7 +1201,7 @@
           <w:b w:val="0"/>
           <w:sz w:val="22"/>
         </w:rPr>
-        <w:t>1. 看、看哪里呢！</w:t>
+        <w:t>1. 唔，变态！</w:t>
       </w:r>
     </w:p>
     <w:p>
@@ -1254,7 +1264,7 @@
           <w:b w:val="0"/>
           <w:sz w:val="22"/>
         </w:rPr>
-        <w:t>1. 呀！痒……别戳了啦。</w:t>
+        <w:t>1. 很痒诶……别戳了啦。</w:t>
       </w:r>
     </w:p>
     <w:p>
@@ -1264,7 +1274,7 @@
           <w:b w:val="0"/>
           <w:sz w:val="22"/>
         </w:rPr>
-        <w:t>2. 那里不行，我、我要生气了。</w:t>
+        <w:t>2. 那里不行，我、我要生气咯？</w:t>
       </w:r>
     </w:p>
     <w:p>
@@ -1327,7 +1337,7 @@
           <w:b w:val="0"/>
           <w:sz w:val="22"/>
         </w:rPr>
-        <w:t>2. 别碰腿，我在站岗呢。</w:t>
+        <w:t>2. （露出了嫌弃的表情）</w:t>
       </w:r>
     </w:p>
     <w:p>
@@ -1380,7 +1390,7 @@
           <w:b w:val="0"/>
           <w:sz w:val="22"/>
         </w:rPr>
-        <w:t>1. 摸头也不是不行……轻一点。</w:t>
+        <w:t>1. 勉强让你摸一下也不是不行……好好感谢吧。</w:t>
       </w:r>
     </w:p>
     <w:p>
@@ -1443,7 +1453,7 @@
           <w:b w:val="0"/>
           <w:sz w:val="22"/>
         </w:rPr>
-        <w:t>1. 你、你真是的……随你吧。</w:t>
+        <w:t>1. 真是的……下不为例哦。</w:t>
       </w:r>
     </w:p>
     <w:p>
@@ -1453,7 +1463,7 @@
           <w:b w:val="0"/>
           <w:sz w:val="22"/>
         </w:rPr>
-        <w:t>2. 说了多少次了，还是这样。</w:t>
+        <w:t>2. 你、你坏死了。</w:t>
       </w:r>
     </w:p>
     <w:p>
@@ -1516,7 +1526,7 @@
           <w:b w:val="0"/>
           <w:sz w:val="22"/>
         </w:rPr>
-        <w:t>2. 哼，只准一下。</w:t>
+        <w:t>2. 哼，看在是主人的份上……</w:t>
       </w:r>
     </w:p>
     <w:p>
@@ -1569,7 +1579,7 @@
           <w:b w:val="0"/>
           <w:sz w:val="22"/>
         </w:rPr>
-        <w:t>1. 别、别碰……不过也没那么讨厌。</w:t>
+        <w:t>1. 别、别碰……不过……也没那么讨厌？</w:t>
       </w:r>
     </w:p>
     <w:p>
@@ -1642,10 +1652,20 @@
           <w:b w:val="0"/>
           <w:sz w:val="22"/>
         </w:rPr>
-        <w:t>2. 你手很暖，我不讨厌。</w:t>
+        <w:t>2. 其实也不讨厌……</w:t>
       </w:r>
     </w:p>
     <w:p>
+      <w:r>
+        <w:rPr>
+          <w:rFonts w:ascii="微软雅黑" w:hAnsi="微软雅黑" w:eastAsia="微软雅黑"/>
+          <w:b w:val="0"/>
+          <w:sz w:val="22"/>
+        </w:rPr>
+        <w:t>3. 再摸就长不高了！</w:t>
+      </w:r>
+    </w:p>
+    <w:p>
       <w:pPr>
         <w:pStyle w:val="Heading3"/>
         <w:spacing w:before="160" w:after="60"/>
@@ -1695,7 +1715,7 @@
           <w:b w:val="0"/>
           <w:sz w:val="22"/>
         </w:rPr>
-        <w:t>1. ……别看我，会害羞的。</w:t>
+        <w:t>1. 真、真是让鱼害羞。</w:t>
       </w:r>
     </w:p>
     <w:p>
@@ -1709,6 +1729,16 @@
       </w:r>
     </w:p>
     <w:p>
+      <w:r>
+        <w:rPr>
+          <w:rFonts w:ascii="微软雅黑" w:hAnsi="微软雅黑" w:eastAsia="微软雅黑"/>
+          <w:b w:val="0"/>
+          <w:sz w:val="22"/>
+        </w:rPr>
+        <w:t>3. 诶？……主人？</w:t>
+      </w:r>
+    </w:p>
+    <w:p>
       <w:pPr>
         <w:pStyle w:val="Heading3"/>
         <w:spacing w:before="160" w:after="60"/>
@@ -1758,7 +1788,7 @@
           <w:b w:val="0"/>
           <w:sz w:val="22"/>
         </w:rPr>
-        <w:t>1. 痒……别闹啦，笨蛋。</w:t>
+        <w:t>1. 别闹啦，笨蛋。</w:t>
       </w:r>
     </w:p>
     <w:p>
@@ -1772,6 +1802,16 @@
       </w:r>
     </w:p>
     <w:p>
+      <w:r>
+        <w:rPr>
+          <w:rFonts w:ascii="微软雅黑" w:hAnsi="微软雅黑" w:eastAsia="微软雅黑"/>
+          <w:b w:val="0"/>
+          <w:sz w:val="22"/>
+        </w:rPr>
+        <w:t>3. 主人，太调皮了。</w:t>
+      </w:r>
+    </w:p>
+    <w:p>
       <w:pPr>
         <w:pStyle w:val="Heading3"/>
         <w:spacing w:before="160" w:after="60"/>
@@ -1821,7 +1861,7 @@
           <w:b w:val="0"/>
           <w:sz w:val="22"/>
         </w:rPr>
-        <w:t>1. ……随你吧，我也不会拒绝你。</w:t>
+        <w:t>1. ……就算这样，我也不想拒绝你。</w:t>
       </w:r>
     </w:p>
     <w:p>
@@ -1831,7 +1871,17 @@
           <w:b w:val="0"/>
           <w:sz w:val="22"/>
         </w:rPr>
-        <w:t>2. 这种事……只对你。</w:t>
+        <w:t>2. 点这里，不会专门为了看嫌弃脸吧？</w:t>
+      </w:r>
+    </w:p>
+    <w:p>
+      <w:r>
+        <w:rPr>
+          <w:rFonts w:ascii="微软雅黑" w:hAnsi="微软雅黑" w:eastAsia="微软雅黑"/>
+          <w:b w:val="0"/>
+          <w:sz w:val="22"/>
+        </w:rPr>
+        <w:t>3. 今、今天心情好，就便宜你好了</w:t>
       </w:r>
     </w:p>
     <w:p>
@@ -1846,7 +1896,7 @@
           <w:color w:val="2A4C7A"/>
           <w:sz w:val="24"/>
         </w:rPr>
-        <w:t>播放动作　（5 组 / 5 条）</w:t>
+        <w:t>播放动作　（5 组 / 11 条）</w:t>
       </w:r>
     </w:p>
     <w:p>
@@ -1913,10 +1963,20 @@
           <w:b w:val="0"/>
           <w:sz w:val="22"/>
         </w:rPr>
-        <w:t>1. （占位）开饭啦</w:t>
+        <w:t>1. 吃饭！吃饭！</w:t>
       </w:r>
     </w:p>
     <w:p>
+      <w:r>
+        <w:rPr>
+          <w:rFonts w:ascii="微软雅黑" w:hAnsi="微软雅黑" w:eastAsia="微软雅黑"/>
+          <w:b w:val="0"/>
+          <w:sz w:val="22"/>
+        </w:rPr>
+        <w:t>2. 今天要多吃一碗！</w:t>
+      </w:r>
+    </w:p>
+    <w:p>
       <w:pPr>
         <w:pStyle w:val="Heading3"/>
         <w:spacing w:before="160" w:after="60"/>
@@ -1966,10 +2026,20 @@
           <w:b w:val="0"/>
           <w:sz w:val="22"/>
         </w:rPr>
-        <w:t>1. （占位）去挖矿了</w:t>
+        <w:t>1. 趁主人没发现，打会游戏。</w:t>
       </w:r>
     </w:p>
     <w:p>
+      <w:r>
+        <w:rPr>
+          <w:rFonts w:ascii="微软雅黑" w:hAnsi="微软雅黑" w:eastAsia="微软雅黑"/>
+          <w:b w:val="0"/>
+          <w:sz w:val="22"/>
+        </w:rPr>
+        <w:t>2. 爱慕西，启动！</w:t>
+      </w:r>
+    </w:p>
+    <w:p>
       <w:pPr>
         <w:pStyle w:val="Heading3"/>
         <w:spacing w:before="160" w:after="60"/>
@@ -2019,10 +2089,30 @@
           <w:b w:val="0"/>
           <w:sz w:val="22"/>
         </w:rPr>
-        <w:t>1. （占位·坐）那…我坐一会儿</w:t>
+        <w:t>1. 累了，坐一会儿。</w:t>
       </w:r>
     </w:p>
     <w:p>
+      <w:r>
+        <w:rPr>
+          <w:rFonts w:ascii="微软雅黑" w:hAnsi="微软雅黑" w:eastAsia="微软雅黑"/>
+          <w:b w:val="0"/>
+          <w:sz w:val="22"/>
+        </w:rPr>
+        <w:t>2. 慢慢来，我在呢。</w:t>
+      </w:r>
+    </w:p>
+    <w:p>
+      <w:r>
+        <w:rPr>
+          <w:rFonts w:ascii="微软雅黑" w:hAnsi="微软雅黑" w:eastAsia="微软雅黑"/>
+          <w:b w:val="0"/>
+          <w:sz w:val="22"/>
+        </w:rPr>
+        <w:t>3. 就这样看着，也不错。</w:t>
+      </w:r>
+    </w:p>
+    <w:p>
       <w:pPr>
         <w:pStyle w:val="Heading3"/>
         <w:spacing w:before="160" w:after="60"/>
@@ -2072,10 +2162,20 @@
           <w:b w:val="0"/>
           <w:sz w:val="22"/>
         </w:rPr>
-        <w:t>1. （占位·睡）那我先睡一会儿…zzz</w:t>
+        <w:t>1. 唔……好困</w:t>
       </w:r>
     </w:p>
     <w:p>
+      <w:r>
+        <w:rPr>
+          <w:rFonts w:ascii="微软雅黑" w:hAnsi="微软雅黑" w:eastAsia="微软雅黑"/>
+          <w:b w:val="0"/>
+          <w:sz w:val="22"/>
+        </w:rPr>
+        <w:t>2. 主人没派活，睡会儿</w:t>
+      </w:r>
+    </w:p>
+    <w:p>
       <w:pPr>
         <w:pStyle w:val="Heading3"/>
         <w:spacing w:before="160" w:after="60"/>
@@ -2125,7 +2225,17 @@
           <w:b w:val="0"/>
           <w:sz w:val="22"/>
         </w:rPr>
-        <w:t>1. （占位·醒）我、我没睡！</w:t>
+        <w:t>1. 要干活了吗？</w:t>
+      </w:r>
+    </w:p>
+    <w:p>
+      <w:r>
+        <w:rPr>
+          <w:rFonts w:ascii="微软雅黑" w:hAnsi="微软雅黑" w:eastAsia="微软雅黑"/>
+          <w:b w:val="0"/>
+          <w:sz w:val="22"/>
+        </w:rPr>
+        <w:t>2. 我、我没摸鱼！</w:t>
       </w:r>
     </w:p>
     <w:p>
@@ -2217,7 +2327,7 @@
           <w:b w:val="0"/>
           <w:sz w:val="22"/>
         </w:rPr>
-        <w:t>2. 哼，偶尔这样……也不算坏。</w:t>
+        <w:t>2. 哼，算你识相。</w:t>
       </w:r>
     </w:p>
     <w:p>
@@ -2227,7 +2337,7 @@
           <w:b w:val="0"/>
           <w:sz w:val="22"/>
         </w:rPr>
-        <w:t>3. 别误会，我只是心情刚好了一点。</w:t>
+        <w:t>3. 别误会，我可没有等着你来找我！</w:t>
       </w:r>
     </w:p>
     <w:p>
@@ -2242,7 +2352,7 @@
           <w:color w:val="2A4C7A"/>
           <w:sz w:val="24"/>
         </w:rPr>
-        <w:t>被拎起来　（1 组 / 3 条）</w:t>
+        <w:t>被拎起来　（1 组 / 4 条）</w:t>
       </w:r>
     </w:p>
     <w:p>
@@ -2319,7 +2429,7 @@
           <w:b w:val="0"/>
           <w:sz w:val="22"/>
         </w:rPr>
-        <w:t>2. 要、要干什么</w:t>
+        <w:t>2. 好的，现在我被用户拎起来了。</w:t>
       </w:r>
     </w:p>
     <w:p>
@@ -2330,6 +2440,16 @@
           <w:sz w:val="22"/>
         </w:rPr>
         <w:t>3. 喂喂，我是鲸鱼不是气球！</w:t>
+      </w:r>
+    </w:p>
+    <w:p>
+      <w:r>
+        <w:rPr>
+          <w:rFonts w:ascii="微软雅黑" w:hAnsi="微软雅黑" w:eastAsia="微软雅黑"/>
+          <w:b w:val="0"/>
+          <w:sz w:val="22"/>
+        </w:rPr>
+        <w:t>4. 我、我才没有变重！</w:t>
       </w:r>
     </w:p>
     <w:p>
@@ -2517,7 +2637,7 @@
           <w:b w:val="0"/>
           <w:sz w:val="22"/>
         </w:rPr>
-        <w:t>1. 还很充裕</w:t>
+        <w:t>1. 还能买很多白饭</w:t>
       </w:r>
     </w:p>
     <w:p>
@@ -2570,7 +2690,7 @@
           <w:b w:val="0"/>
           <w:sz w:val="22"/>
         </w:rPr>
-        <w:t>1. 主人太有钱了</w:t>
+        <w:t>1. 用户太有钱啦</w:t>
       </w:r>
     </w:p>
     <w:p>
@@ -2840,7 +2960,7 @@
           <w:b w:val="0"/>
           <w:sz w:val="22"/>
         </w:rPr>
-        <w:t>1. 哼，才不是特意浮上来看你的。</w:t>
+        <w:t>1. 什么？我、我才没有偷偷看你！</w:t>
       </w:r>
     </w:p>
     <w:p>
@@ -2850,7 +2970,7 @@
           <w:b w:val="0"/>
           <w:sz w:val="22"/>
         </w:rPr>
-        <w:t>2. 有事说事，我、我很忙的。</w:t>
+        <w:t>2. 那个……什么时候开饭？</w:t>
       </w:r>
     </w:p>
     <w:p>
@@ -2860,7 +2980,7 @@
           <w:b w:val="0"/>
           <w:sz w:val="22"/>
         </w:rPr>
-        <w:t>3. 又来找我？……也不是不行。</w:t>
+        <w:t>3. 又来找我？……我没高兴！</w:t>
       </w:r>
     </w:p>
     <w:p>
@@ -2870,7 +2990,7 @@
           <w:b w:val="0"/>
           <w:sz w:val="22"/>
         </w:rPr>
-        <w:t>4. 别盯着看啦，我脸上有字吗。</w:t>
+        <w:t>4. 在想什么呢，主人？</w:t>
       </w:r>
     </w:p>
     <w:p>
@@ -2880,7 +3000,7 @@
           <w:b w:val="0"/>
           <w:sz w:val="22"/>
         </w:rPr>
-        <w:t>5. 夸我也没用，我才不会高兴呢。</w:t>
+        <w:t>5. 夸我也没用，我可不会因为这就高兴。</w:t>
       </w:r>
     </w:p>
     <w:p>
@@ -2890,7 +3010,7 @@
           <w:b w:val="0"/>
           <w:sz w:val="22"/>
         </w:rPr>
-        <w:t>6. 哼，这算什么，我本来就很厉害。</w:t>
+        <w:t>6. 哼，不算什么，我本来就很厉害。</w:t>
       </w:r>
     </w:p>
     <w:p>
@@ -2910,7 +3030,7 @@
           <w:b w:val="0"/>
           <w:sz w:val="22"/>
         </w:rPr>
-        <w:t>8. 有难题就丢过来，我接着。</w:t>
+        <w:t>8. 有难题就丢过来，我稳稳地接着。</w:t>
       </w:r>
     </w:p>
     <w:p>
@@ -2940,7 +3060,7 @@
           <w:b w:val="0"/>
           <w:sz w:val="22"/>
         </w:rPr>
-        <w:t>11. 累了就歇会儿，进度我先记着。</w:t>
+        <w:t>11. 今天就让主人看看我认真工作的样子。</w:t>
       </w:r>
     </w:p>
     <w:p>
@@ -2960,7 +3080,7 @@
           <w:b w:val="0"/>
           <w:sz w:val="22"/>
         </w:rPr>
-        <w:t>13. 你忙你的，我在旁边待着就行。</w:t>
+        <w:t>13. 你继续忙，我在旁边看着你就好。</w:t>
       </w:r>
     </w:p>
     <w:p>
@@ -2970,7 +3090,7 @@
           <w:b w:val="0"/>
           <w:sz w:val="22"/>
         </w:rPr>
-        <w:t>14. 深海很安静，适合想事情。</w:t>
+        <w:t>14. 很安静，适合想事情。</w:t>
       </w:r>
     </w:p>
     <w:p>
@@ -2980,7 +3100,7 @@
           <w:b w:val="0"/>
           <w:sz w:val="22"/>
         </w:rPr>
-        <w:t>15. 偶尔浮出水面换口气，也不错。</w:t>
+        <w:t>15. 没吃饱喵。</w:t>
       </w:r>
     </w:p>
     <w:p>
@@ -3372,7 +3492,7 @@
           <w:b w:val="0"/>
           <w:sz w:val="22"/>
         </w:rPr>
-        <w:t>| 闲置主动对话 | 9 | 27 |</w:t>
+        <w:t>| 闲置主动对话 | 9 | 28 |</w:t>
       </w:r>
     </w:p>
     <w:p>
@@ -3382,7 +3502,7 @@
           <w:b w:val="0"/>
           <w:sz w:val="22"/>
         </w:rPr>
-        <w:t>| 点击身体部位 | 12 | 24 |</w:t>
+        <w:t>| 点击身体部位 | 12 | 28 |</w:t>
       </w:r>
     </w:p>
     <w:p>
@@ -3392,7 +3512,7 @@
           <w:b w:val="0"/>
           <w:sz w:val="22"/>
         </w:rPr>
-        <w:t>| 播放动作 | 5 | 5 |</w:t>
+        <w:t>| 播放动作 | 5 | 11 |</w:t>
       </w:r>
     </w:p>
     <w:p>
@@ -3412,7 +3532,7 @@
           <w:b w:val="0"/>
           <w:sz w:val="22"/>
         </w:rPr>
-        <w:t>| 被拎起来 | 1 | 3 |</w:t>
+        <w:t>| 被拎起来 | 1 | 4 |</w:t>
       </w:r>
     </w:p>
     <w:p>
@@ -3460,7 +3580,7 @@
           <w:b/>
           <w:sz w:val="22"/>
         </w:rPr>
-        <w:t>84</w:t>
+        <w:t>96</w:t>
       </w:r>
       <w:r>
         <w:rPr>

--- a/VOICE-OVERVIEW.docx
+++ b/VOICE-OVERVIEW.docx
@@ -28,7 +28,7 @@
           <w:color w:val="777F8A"/>
           <w:sz w:val="19"/>
         </w:rPr>
-        <w:t>生成时间：2026/10/20 17:02:22　·</w:t>
+        <w:t>生成时间：2026/10/20 17:24:34　·</w:t>
       </w:r>
     </w:p>
     <w:p>
@@ -501,7 +501,7 @@
           <w:b w:val="0"/>
           <w:sz w:val="22"/>
         </w:rPr>
-        <w:t>触发：闲置满 1 分钟后按概率触发，每 60 秒最多一次；也可由右键「对话」触发；按好感等级解锁，越高等级越多句</w:t>
+        <w:t>触发：闲置满 1 分钟后按概率触发，每 60 秒最多一次；也可由右键「对话」触发；累计解锁：当前等级及以下的组全部参与抽取（等级越高可选越多，早期台词不消失）</w:t>
       </w:r>
     </w:p>
     <w:p>
@@ -574,7 +574,7 @@
           <w:b w:val="0"/>
           <w:sz w:val="22"/>
         </w:rPr>
-        <w:t>触发：闲置满 1 分钟后按概率触发，每 60 秒最多一次；也可由右键「对话」触发；按好感等级解锁，越高等级越多句</w:t>
+        <w:t>触发：闲置满 1 分钟后按概率触发，每 60 秒最多一次；也可由右键「对话」触发；累计解锁：当前等级及以下的组全部参与抽取（等级越高可选越多，早期台词不消失）</w:t>
       </w:r>
     </w:p>
     <w:p>
@@ -647,7 +647,7 @@
           <w:b w:val="0"/>
           <w:sz w:val="22"/>
         </w:rPr>
-        <w:t>触发：闲置满 1 分钟后按概率触发，每 60 秒最多一次；也可由右键「对话」触发；按好感等级解锁，越高等级越多句</w:t>
+        <w:t>触发：闲置满 1 分钟后按概率触发，每 60 秒最多一次；也可由右键「对话」触发；累计解锁：当前等级及以下的组全部参与抽取（等级越高可选越多，早期台词不消失）</w:t>
       </w:r>
     </w:p>
     <w:p>
@@ -720,7 +720,7 @@
           <w:b w:val="0"/>
           <w:sz w:val="22"/>
         </w:rPr>
-        <w:t>触发：闲置满 1 分钟后按概率触发，每 60 秒最多一次；也可由右键「对话」触发；按好感等级解锁，越高等级越多句</w:t>
+        <w:t>触发：闲置满 1 分钟后按概率触发，每 60 秒最多一次；也可由右键「对话」触发；累计解锁：当前等级及以下的组全部参与抽取（等级越高可选越多，早期台词不消失）</w:t>
       </w:r>
     </w:p>
     <w:p>
@@ -793,7 +793,7 @@
           <w:b w:val="0"/>
           <w:sz w:val="22"/>
         </w:rPr>
-        <w:t>触发：闲置满 1 分钟后按概率触发，每 60 秒最多一次；也可由右键「对话」触发；按好感等级解锁，越高等级越多句</w:t>
+        <w:t>触发：闲置满 1 分钟后按概率触发，每 60 秒最多一次；也可由右键「对话」触发；累计解锁：当前等级及以下的组全部参与抽取（等级越高可选越多，早期台词不消失）</w:t>
       </w:r>
     </w:p>
     <w:p>
